--- a/exam-c1/Vistas desarrolladas.docx
+++ b/exam-c1/Vistas desarrolladas.docx
@@ -4,18 +4,205 @@
   <w:body>
     <w:p>
       <w:pPr>
+        <w:numPr>
+          <w:ilvl w:val="0"/>
+          <w:numId w:val="1"/>
+        </w:numPr>
+        <w:shd w:val="clear" w:color="auto" w:fill="F8F9FA"/>
+        <w:spacing w:before="100" w:beforeAutospacing="1" w:after="100" w:afterAutospacing="1" w:line="240" w:lineRule="auto"/>
+        <w:rPr>
+          <w:rFonts w:ascii="Segoe UI" w:eastAsia="Times New Roman" w:hAnsi="Segoe UI" w:cs="Segoe UI"/>
+          <w:color w:val="1D2125"/>
+          <w:sz w:val="23"/>
+          <w:szCs w:val="23"/>
+          <w:lang w:eastAsia="es-CO"/>
+        </w:rPr>
+      </w:pPr>
+      <w:r>
+        <w:rPr>
+          <w:rFonts w:ascii="Segoe UI" w:eastAsia="Times New Roman" w:hAnsi="Segoe UI" w:cs="Segoe UI"/>
+          <w:color w:val="1D2125"/>
+          <w:sz w:val="23"/>
+          <w:szCs w:val="23"/>
+          <w:lang w:eastAsia="es-CO"/>
+        </w:rPr>
+        <w:t>Enlace de repositorio Git con la rama </w:t>
+      </w:r>
+      <w:proofErr w:type="spellStart"/>
+      <w:r>
+        <w:rPr>
+          <w:rFonts w:ascii="Consolas" w:eastAsia="Times New Roman" w:hAnsi="Consolas" w:cs="Courier New"/>
+          <w:color w:val="DB1A74"/>
+          <w:sz w:val="20"/>
+          <w:szCs w:val="20"/>
+          <w:lang w:eastAsia="es-CO"/>
+        </w:rPr>
+        <w:t>feature</w:t>
+      </w:r>
+      <w:proofErr w:type="spellEnd"/>
+      <w:r>
+        <w:rPr>
+          <w:rFonts w:ascii="Consolas" w:eastAsia="Times New Roman" w:hAnsi="Consolas" w:cs="Courier New"/>
+          <w:color w:val="DB1A74"/>
+          <w:sz w:val="20"/>
+          <w:szCs w:val="20"/>
+          <w:lang w:eastAsia="es-CO"/>
+        </w:rPr>
+        <w:t>/</w:t>
+      </w:r>
+      <w:proofErr w:type="spellStart"/>
+      <w:r>
+        <w:rPr>
+          <w:rFonts w:ascii="Consolas" w:eastAsia="Times New Roman" w:hAnsi="Consolas" w:cs="Courier New"/>
+          <w:color w:val="DB1A74"/>
+          <w:sz w:val="20"/>
+          <w:szCs w:val="20"/>
+          <w:lang w:eastAsia="es-CO"/>
+        </w:rPr>
+        <w:t>exam</w:t>
+      </w:r>
+      <w:proofErr w:type="spellEnd"/>
+      <w:r>
+        <w:rPr>
+          <w:rFonts w:ascii="Segoe UI" w:eastAsia="Times New Roman" w:hAnsi="Segoe UI" w:cs="Segoe UI"/>
+          <w:color w:val="1D2125"/>
+          <w:sz w:val="23"/>
+          <w:szCs w:val="23"/>
+          <w:lang w:eastAsia="es-CO"/>
+        </w:rPr>
+        <w:t> correctamente estructurada.</w:t>
+      </w:r>
+    </w:p>
+    <w:p>
+      <w:pPr>
+        <w:pStyle w:val="Prrafodelista"/>
+        <w:numPr>
+          <w:ilvl w:val="0"/>
+          <w:numId w:val="2"/>
+        </w:numPr>
+        <w:shd w:val="clear" w:color="auto" w:fill="F8F9FA"/>
+        <w:spacing w:before="100" w:beforeAutospacing="1" w:after="100" w:afterAutospacing="1" w:line="240" w:lineRule="auto"/>
+        <w:rPr>
+          <w:rFonts w:ascii="Segoe UI" w:eastAsia="Times New Roman" w:hAnsi="Segoe UI" w:cs="Segoe UI"/>
+          <w:color w:val="1D2125"/>
+          <w:sz w:val="23"/>
+          <w:szCs w:val="23"/>
+          <w:lang w:eastAsia="es-CO"/>
+        </w:rPr>
+      </w:pPr>
+      <w:hyperlink r:id="rId5" w:history="1">
+        <w:r>
+          <w:rPr>
+            <w:rStyle w:val="Hipervnculo"/>
+            <w:rFonts w:ascii="Segoe UI" w:eastAsia="Times New Roman" w:hAnsi="Segoe UI" w:cs="Segoe UI"/>
+            <w:sz w:val="23"/>
+            <w:szCs w:val="23"/>
+            <w:lang w:eastAsia="es-CO"/>
+          </w:rPr>
+          <w:t>https://github.com/AsolanoT/programacion-movil-2025-a-g1.git</w:t>
+        </w:r>
+      </w:hyperlink>
+    </w:p>
+    <w:p>
+      <w:pPr>
+        <w:numPr>
+          <w:ilvl w:val="0"/>
+          <w:numId w:val="1"/>
+        </w:numPr>
+        <w:shd w:val="clear" w:color="auto" w:fill="F8F9FA"/>
+        <w:spacing w:before="100" w:beforeAutospacing="1" w:after="100" w:afterAutospacing="1" w:line="240" w:lineRule="auto"/>
+        <w:rPr>
+          <w:rFonts w:ascii="Segoe UI" w:eastAsia="Times New Roman" w:hAnsi="Segoe UI" w:cs="Segoe UI"/>
+          <w:color w:val="1D2125"/>
+          <w:sz w:val="23"/>
+          <w:szCs w:val="23"/>
+          <w:lang w:eastAsia="es-CO"/>
+        </w:rPr>
+      </w:pPr>
+      <w:r>
+        <w:rPr>
+          <w:rFonts w:ascii="Segoe UI" w:eastAsia="Times New Roman" w:hAnsi="Segoe UI" w:cs="Segoe UI"/>
+          <w:color w:val="1D2125"/>
+          <w:sz w:val="23"/>
+          <w:szCs w:val="23"/>
+          <w:lang w:eastAsia="es-CO"/>
+        </w:rPr>
+        <w:t xml:space="preserve">Prototipo en </w:t>
+      </w:r>
+      <w:proofErr w:type="spellStart"/>
+      <w:r>
+        <w:rPr>
+          <w:rFonts w:ascii="Segoe UI" w:eastAsia="Times New Roman" w:hAnsi="Segoe UI" w:cs="Segoe UI"/>
+          <w:color w:val="1D2125"/>
+          <w:sz w:val="23"/>
+          <w:szCs w:val="23"/>
+          <w:lang w:eastAsia="es-CO"/>
+        </w:rPr>
+        <w:t>Figma</w:t>
+      </w:r>
+      <w:proofErr w:type="spellEnd"/>
+      <w:r>
+        <w:rPr>
+          <w:rFonts w:ascii="Segoe UI" w:eastAsia="Times New Roman" w:hAnsi="Segoe UI" w:cs="Segoe UI"/>
+          <w:color w:val="1D2125"/>
+          <w:sz w:val="23"/>
+          <w:szCs w:val="23"/>
+          <w:lang w:eastAsia="es-CO"/>
+        </w:rPr>
+        <w:t xml:space="preserve"> con el diseño de las pantallas.</w:t>
+      </w:r>
+    </w:p>
+    <w:p>
+      <w:pPr>
+        <w:pStyle w:val="Prrafodelista"/>
+        <w:numPr>
+          <w:ilvl w:val="0"/>
+          <w:numId w:val="2"/>
+        </w:numPr>
         <w:rPr>
           <w:noProof/>
         </w:rPr>
       </w:pPr>
+      <w:hyperlink r:id="rId6" w:history="1">
+        <w:r>
+          <w:rPr>
+            <w:rStyle w:val="Hipervnculo"/>
+            <w:noProof/>
+          </w:rPr>
+          <w:t>https://www.figma.com/proto/v9z2KcZmQbG7ZBErG5TmEF/Parcial-corte-1-moviles?node-id=2003-1057&amp;t=ecxXueB4PGYC8RVL-1</w:t>
+        </w:r>
+      </w:hyperlink>
+    </w:p>
+    <w:p>
+      <w:pPr>
+        <w:ind w:left="360"/>
+        <w:rPr>
+          <w:noProof/>
+        </w:rPr>
+      </w:pPr>
+    </w:p>
+    <w:p>
+      <w:pPr>
+        <w:rPr>
+          <w:noProof/>
+        </w:rPr>
+      </w:pPr>
       <w:r>
         <w:rPr>
           <w:noProof/>
         </w:rPr>
         <w:drawing>
-          <wp:inline distT="0" distB="0" distL="0" distR="0" wp14:anchorId="25DA4950" wp14:editId="44BFC27D">
+          <wp:anchor distT="0" distB="0" distL="114300" distR="114300" simplePos="0" relativeHeight="251658240" behindDoc="0" locked="0" layoutInCell="1" allowOverlap="1" wp14:anchorId="25DA4950" wp14:editId="66C211C6">
+            <wp:simplePos x="0" y="0"/>
+            <wp:positionH relativeFrom="margin">
+              <wp:align>right</wp:align>
+            </wp:positionH>
+            <wp:positionV relativeFrom="paragraph">
+              <wp:posOffset>276225</wp:posOffset>
+            </wp:positionV>
             <wp:extent cx="5612130" cy="5706745"/>
             <wp:effectExtent l="0" t="0" r="7620" b="8255"/>
+            <wp:wrapTopAndBottom/>
             <wp:docPr id="1" name="Imagen 1"/>
             <wp:cNvGraphicFramePr>
               <a:graphicFrameLocks xmlns:a="http://schemas.openxmlformats.org/drawingml/2006/main" noChangeAspect="1"/>
@@ -28,7 +215,13 @@
                     <pic:cNvPicPr/>
                   </pic:nvPicPr>
                   <pic:blipFill>
-                    <a:blip r:embed="rId4"/>
+                    <a:blip r:embed="rId7">
+                      <a:extLst>
+                        <a:ext uri="{28A0092B-C50C-407E-A947-70E740481C1C}">
+                          <a14:useLocalDpi xmlns:a14="http://schemas.microsoft.com/office/drawing/2010/main" val="0"/>
+                        </a:ext>
+                      </a:extLst>
+                    </a:blip>
                     <a:stretch>
                       <a:fillRect/>
                     </a:stretch>
@@ -45,16 +238,15 @@
                 </pic:pic>
               </a:graphicData>
             </a:graphic>
-          </wp:inline>
+            <wp14:sizeRelH relativeFrom="page">
+              <wp14:pctWidth>0</wp14:pctWidth>
+            </wp14:sizeRelH>
+            <wp14:sizeRelV relativeFrom="page">
+              <wp14:pctHeight>0</wp14:pctHeight>
+            </wp14:sizeRelV>
+          </wp:anchor>
         </w:drawing>
       </w:r>
-    </w:p>
-    <w:p>
-      <w:pPr>
-        <w:rPr>
-          <w:noProof/>
-        </w:rPr>
-      </w:pPr>
     </w:p>
     <w:p>
       <w:pPr>
@@ -86,7 +278,7 @@
                     <pic:cNvPicPr/>
                   </pic:nvPicPr>
                   <pic:blipFill>
-                    <a:blip r:embed="rId5"/>
+                    <a:blip r:embed="rId8"/>
                     <a:stretch>
                       <a:fillRect/>
                     </a:stretch>
@@ -115,6 +307,243 @@
     </w:sectPr>
   </w:body>
 </w:document>
+</file>
+
+<file path=word/numbering.xml><?xml version="1.0" encoding="utf-8"?>
+<w:numbering xmlns:wpc="http://schemas.microsoft.com/office/word/2010/wordprocessingCanvas" xmlns:cx="http://schemas.microsoft.com/office/drawing/2014/chartex" xmlns:cx1="http://schemas.microsoft.com/office/drawing/2015/9/8/chartex" xmlns:cx2="http://schemas.microsoft.com/office/drawing/2015/10/21/chartex" xmlns:cx3="http://schemas.microsoft.com/office/drawing/2016/5/9/chartex" xmlns:cx4="http://schemas.microsoft.com/office/drawing/2016/5/10/chartex" xmlns:cx5="http://schemas.microsoft.com/office/drawing/2016/5/11/chartex" xmlns:cx6="http://schemas.microsoft.com/office/drawing/2016/5/12/chartex" xmlns:cx7="http://schemas.microsoft.com/office/drawing/2016/5/13/chartex" xmlns:cx8="http://schemas.microsoft.com/office/drawing/2016/5/14/chartex" xmlns:mc="http://schemas.openxmlformats.org/markup-compatibility/2006" xmlns:aink="http://schemas.microsoft.com/office/drawing/2016/ink" xmlns:am3d="http://schemas.microsoft.com/office/drawing/2017/model3d" xmlns:o="urn:schemas-microsoft-com:office:office" xmlns:r="http://schemas.openxmlformats.org/officeDocument/2006/relationships" xmlns:m="http://schemas.openxmlformats.org/officeDocument/2006/math" xmlns:v="urn:schemas-microsoft-com:vml" xmlns:wp14="http://schemas.microsoft.com/office/word/2010/wordprocessingDrawing" xmlns:wp="http://schemas.openxmlformats.org/drawingml/2006/wordprocessingDrawing" xmlns:w10="urn:schemas-microsoft-com:office:word" xmlns:w="http://schemas.openxmlformats.org/wordprocessingml/2006/main" xmlns:w14="http://schemas.microsoft.com/office/word/2010/wordml" xmlns:w15="http://schemas.microsoft.com/office/word/2012/wordml" xmlns:w16cex="http://schemas.microsoft.com/office/word/2018/wordml/cex" xmlns:w16cid="http://schemas.microsoft.com/office/word/2016/wordml/cid" xmlns:w16="http://schemas.microsoft.com/office/word/2018/wordml" xmlns:w16sdtdh="http://schemas.microsoft.com/office/word/2020/wordml/sdtdatahash" xmlns:w16se="http://schemas.microsoft.com/office/word/2015/wordml/symex" xmlns:wpg="http://schemas.microsoft.com/office/word/2010/wordprocessingGroup" xmlns:wpi="http://schemas.microsoft.com/office/word/2010/wordprocessingInk" xmlns:wne="http://schemas.microsoft.com/office/word/2006/wordml" xmlns:wps="http://schemas.microsoft.com/office/word/2010/wordprocessingShape" mc:Ignorable="w14 w15 w16se w16cid w16 w16cex w16sdtdh wp14">
+  <w:abstractNum w:abstractNumId="0" w15:restartNumberingAfterBreak="0">
+    <w:nsid w:val="185D5C6D"/>
+    <w:multiLevelType w:val="hybridMultilevel"/>
+    <w:tmpl w:val="C068053A"/>
+    <w:lvl w:ilvl="0" w:tplc="240A0001">
+      <w:start w:val="1"/>
+      <w:numFmt w:val="bullet"/>
+      <w:lvlText w:val=""/>
+      <w:lvlJc w:val="left"/>
+      <w:pPr>
+        <w:ind w:left="720" w:hanging="360"/>
+      </w:pPr>
+      <w:rPr>
+        <w:rFonts w:ascii="Symbol" w:hAnsi="Symbol" w:hint="default"/>
+      </w:rPr>
+    </w:lvl>
+    <w:lvl w:ilvl="1" w:tplc="240A0003" w:tentative="1">
+      <w:start w:val="1"/>
+      <w:numFmt w:val="bullet"/>
+      <w:lvlText w:val="o"/>
+      <w:lvlJc w:val="left"/>
+      <w:pPr>
+        <w:ind w:left="1440" w:hanging="360"/>
+      </w:pPr>
+      <w:rPr>
+        <w:rFonts w:ascii="Courier New" w:hAnsi="Courier New" w:cs="Courier New" w:hint="default"/>
+      </w:rPr>
+    </w:lvl>
+    <w:lvl w:ilvl="2" w:tplc="240A0005" w:tentative="1">
+      <w:start w:val="1"/>
+      <w:numFmt w:val="bullet"/>
+      <w:lvlText w:val=""/>
+      <w:lvlJc w:val="left"/>
+      <w:pPr>
+        <w:ind w:left="2160" w:hanging="360"/>
+      </w:pPr>
+      <w:rPr>
+        <w:rFonts w:ascii="Wingdings" w:hAnsi="Wingdings" w:hint="default"/>
+      </w:rPr>
+    </w:lvl>
+    <w:lvl w:ilvl="3" w:tplc="240A0001" w:tentative="1">
+      <w:start w:val="1"/>
+      <w:numFmt w:val="bullet"/>
+      <w:lvlText w:val=""/>
+      <w:lvlJc w:val="left"/>
+      <w:pPr>
+        <w:ind w:left="2880" w:hanging="360"/>
+      </w:pPr>
+      <w:rPr>
+        <w:rFonts w:ascii="Symbol" w:hAnsi="Symbol" w:hint="default"/>
+      </w:rPr>
+    </w:lvl>
+    <w:lvl w:ilvl="4" w:tplc="240A0003" w:tentative="1">
+      <w:start w:val="1"/>
+      <w:numFmt w:val="bullet"/>
+      <w:lvlText w:val="o"/>
+      <w:lvlJc w:val="left"/>
+      <w:pPr>
+        <w:ind w:left="3600" w:hanging="360"/>
+      </w:pPr>
+      <w:rPr>
+        <w:rFonts w:ascii="Courier New" w:hAnsi="Courier New" w:cs="Courier New" w:hint="default"/>
+      </w:rPr>
+    </w:lvl>
+    <w:lvl w:ilvl="5" w:tplc="240A0005" w:tentative="1">
+      <w:start w:val="1"/>
+      <w:numFmt w:val="bullet"/>
+      <w:lvlText w:val=""/>
+      <w:lvlJc w:val="left"/>
+      <w:pPr>
+        <w:ind w:left="4320" w:hanging="360"/>
+      </w:pPr>
+      <w:rPr>
+        <w:rFonts w:ascii="Wingdings" w:hAnsi="Wingdings" w:hint="default"/>
+      </w:rPr>
+    </w:lvl>
+    <w:lvl w:ilvl="6" w:tplc="240A0001" w:tentative="1">
+      <w:start w:val="1"/>
+      <w:numFmt w:val="bullet"/>
+      <w:lvlText w:val=""/>
+      <w:lvlJc w:val="left"/>
+      <w:pPr>
+        <w:ind w:left="5040" w:hanging="360"/>
+      </w:pPr>
+      <w:rPr>
+        <w:rFonts w:ascii="Symbol" w:hAnsi="Symbol" w:hint="default"/>
+      </w:rPr>
+    </w:lvl>
+    <w:lvl w:ilvl="7" w:tplc="240A0003" w:tentative="1">
+      <w:start w:val="1"/>
+      <w:numFmt w:val="bullet"/>
+      <w:lvlText w:val="o"/>
+      <w:lvlJc w:val="left"/>
+      <w:pPr>
+        <w:ind w:left="5760" w:hanging="360"/>
+      </w:pPr>
+      <w:rPr>
+        <w:rFonts w:ascii="Courier New" w:hAnsi="Courier New" w:cs="Courier New" w:hint="default"/>
+      </w:rPr>
+    </w:lvl>
+    <w:lvl w:ilvl="8" w:tplc="240A0005" w:tentative="1">
+      <w:start w:val="1"/>
+      <w:numFmt w:val="bullet"/>
+      <w:lvlText w:val=""/>
+      <w:lvlJc w:val="left"/>
+      <w:pPr>
+        <w:ind w:left="6480" w:hanging="360"/>
+      </w:pPr>
+      <w:rPr>
+        <w:rFonts w:ascii="Wingdings" w:hAnsi="Wingdings" w:hint="default"/>
+      </w:rPr>
+    </w:lvl>
+  </w:abstractNum>
+  <w:abstractNum w:abstractNumId="1" w15:restartNumberingAfterBreak="0">
+    <w:nsid w:val="633C4B55"/>
+    <w:multiLevelType w:val="multilevel"/>
+    <w:tmpl w:val="98B6277A"/>
+    <w:lvl w:ilvl="0">
+      <w:start w:val="1"/>
+      <w:numFmt w:val="decimal"/>
+      <w:lvlText w:val="%1."/>
+      <w:lvlJc w:val="left"/>
+      <w:pPr>
+        <w:tabs>
+          <w:tab w:val="num" w:pos="720"/>
+        </w:tabs>
+        <w:ind w:left="720" w:hanging="360"/>
+      </w:pPr>
+    </w:lvl>
+    <w:lvl w:ilvl="1" w:tentative="1">
+      <w:start w:val="1"/>
+      <w:numFmt w:val="decimal"/>
+      <w:lvlText w:val="%2."/>
+      <w:lvlJc w:val="left"/>
+      <w:pPr>
+        <w:tabs>
+          <w:tab w:val="num" w:pos="1440"/>
+        </w:tabs>
+        <w:ind w:left="1440" w:hanging="360"/>
+      </w:pPr>
+    </w:lvl>
+    <w:lvl w:ilvl="2" w:tentative="1">
+      <w:start w:val="1"/>
+      <w:numFmt w:val="decimal"/>
+      <w:lvlText w:val="%3."/>
+      <w:lvlJc w:val="left"/>
+      <w:pPr>
+        <w:tabs>
+          <w:tab w:val="num" w:pos="2160"/>
+        </w:tabs>
+        <w:ind w:left="2160" w:hanging="360"/>
+      </w:pPr>
+    </w:lvl>
+    <w:lvl w:ilvl="3" w:tentative="1">
+      <w:start w:val="1"/>
+      <w:numFmt w:val="decimal"/>
+      <w:lvlText w:val="%4."/>
+      <w:lvlJc w:val="left"/>
+      <w:pPr>
+        <w:tabs>
+          <w:tab w:val="num" w:pos="2880"/>
+        </w:tabs>
+        <w:ind w:left="2880" w:hanging="360"/>
+      </w:pPr>
+    </w:lvl>
+    <w:lvl w:ilvl="4" w:tentative="1">
+      <w:start w:val="1"/>
+      <w:numFmt w:val="decimal"/>
+      <w:lvlText w:val="%5."/>
+      <w:lvlJc w:val="left"/>
+      <w:pPr>
+        <w:tabs>
+          <w:tab w:val="num" w:pos="3600"/>
+        </w:tabs>
+        <w:ind w:left="3600" w:hanging="360"/>
+      </w:pPr>
+    </w:lvl>
+    <w:lvl w:ilvl="5" w:tentative="1">
+      <w:start w:val="1"/>
+      <w:numFmt w:val="decimal"/>
+      <w:lvlText w:val="%6."/>
+      <w:lvlJc w:val="left"/>
+      <w:pPr>
+        <w:tabs>
+          <w:tab w:val="num" w:pos="4320"/>
+        </w:tabs>
+        <w:ind w:left="4320" w:hanging="360"/>
+      </w:pPr>
+    </w:lvl>
+    <w:lvl w:ilvl="6" w:tentative="1">
+      <w:start w:val="1"/>
+      <w:numFmt w:val="decimal"/>
+      <w:lvlText w:val="%7."/>
+      <w:lvlJc w:val="left"/>
+      <w:pPr>
+        <w:tabs>
+          <w:tab w:val="num" w:pos="5040"/>
+        </w:tabs>
+        <w:ind w:left="5040" w:hanging="360"/>
+      </w:pPr>
+    </w:lvl>
+    <w:lvl w:ilvl="7" w:tentative="1">
+      <w:start w:val="1"/>
+      <w:numFmt w:val="decimal"/>
+      <w:lvlText w:val="%8."/>
+      <w:lvlJc w:val="left"/>
+      <w:pPr>
+        <w:tabs>
+          <w:tab w:val="num" w:pos="5760"/>
+        </w:tabs>
+        <w:ind w:left="5760" w:hanging="360"/>
+      </w:pPr>
+    </w:lvl>
+    <w:lvl w:ilvl="8" w:tentative="1">
+      <w:start w:val="1"/>
+      <w:numFmt w:val="decimal"/>
+      <w:lvlText w:val="%9."/>
+      <w:lvlJc w:val="left"/>
+      <w:pPr>
+        <w:tabs>
+          <w:tab w:val="num" w:pos="6480"/>
+        </w:tabs>
+        <w:ind w:left="6480" w:hanging="360"/>
+      </w:pPr>
+    </w:lvl>
+  </w:abstractNum>
+  <w:num w:numId="1">
+    <w:abstractNumId w:val="1"/>
+  </w:num>
+  <w:num w:numId="2">
+    <w:abstractNumId w:val="0"/>
+  </w:num>
+</w:numbering>
 </file>
 
 <file path=word/styles.xml><?xml version="1.0" encoding="utf-8"?>
@@ -543,6 +972,53 @@
     <w:semiHidden/>
     <w:unhideWhenUsed/>
   </w:style>
+  <w:style w:type="character" w:styleId="CdigoHTML">
+    <w:name w:val="HTML Code"/>
+    <w:basedOn w:val="Fuentedeprrafopredeter"/>
+    <w:uiPriority w:val="99"/>
+    <w:semiHidden/>
+    <w:unhideWhenUsed/>
+    <w:rsid w:val="009703DD"/>
+    <w:rPr>
+      <w:rFonts w:ascii="Courier New" w:eastAsia="Times New Roman" w:hAnsi="Courier New" w:cs="Courier New"/>
+      <w:sz w:val="20"/>
+      <w:szCs w:val="20"/>
+    </w:rPr>
+  </w:style>
+  <w:style w:type="character" w:styleId="Hipervnculo">
+    <w:name w:val="Hyperlink"/>
+    <w:basedOn w:val="Fuentedeprrafopredeter"/>
+    <w:uiPriority w:val="99"/>
+    <w:unhideWhenUsed/>
+    <w:rsid w:val="009703DD"/>
+    <w:rPr>
+      <w:color w:val="0563C1" w:themeColor="hyperlink"/>
+      <w:u w:val="single"/>
+    </w:rPr>
+  </w:style>
+  <w:style w:type="character" w:styleId="Mencinsinresolver">
+    <w:name w:val="Unresolved Mention"/>
+    <w:basedOn w:val="Fuentedeprrafopredeter"/>
+    <w:uiPriority w:val="99"/>
+    <w:semiHidden/>
+    <w:unhideWhenUsed/>
+    <w:rsid w:val="009703DD"/>
+    <w:rPr>
+      <w:color w:val="605E5C"/>
+      <w:shd w:val="clear" w:color="auto" w:fill="E1DFDD"/>
+    </w:rPr>
+  </w:style>
+  <w:style w:type="paragraph" w:styleId="Prrafodelista">
+    <w:name w:val="List Paragraph"/>
+    <w:basedOn w:val="Normal"/>
+    <w:uiPriority w:val="34"/>
+    <w:qFormat/>
+    <w:rsid w:val="009703DD"/>
+    <w:pPr>
+      <w:ind w:left="720"/>
+      <w:contextualSpacing/>
+    </w:pPr>
+  </w:style>
 </w:styles>
 </file>
 
